--- a/public/docs/saas-buildout/collective/README.docx
+++ b/public/docs/saas-buildout/collective/README.docx
@@ -133,20 +133,7 @@
         <w:t xml:space="preserve">Body Recode coaching engine + website + onboarding</w:t>
       </w:r>
       <w:r>
-        <w:t xml:space="preserve">, white-labelled to their brand and their modality, delivered as a productised package. Capped at</w:t>
-      </w:r>
-      <w:r>
-        <w:t xml:space="preserve"> </w:t>
-      </w:r>
-      <w:r>
-        <w:rPr>
-          <w:b/>
-          <w:bCs/>
-        </w:rPr>
-        <w:t xml:space="preserve">ten founding partners</w:t>
-      </w:r>
-      <w:r>
-        <w:t xml:space="preserve">.</w:t>
+        <w:t xml:space="preserve">, white-labelled to their brand and their modality, delivered as a productised package. Open to allied coaches.</w:t>
       </w:r>
     </w:p>
     <w:p>
